--- a/D3/2.capstone_withRDS.docx
+++ b/D3/2.capstone_withRDS.docx
@@ -1805,10 +1805,98 @@
     </w:p>
     <w:p>
       <w:pPr>
+        <w:rPr>
+          <w:b/>
+          <w:bCs/>
+        </w:rPr>
+      </w:pPr>
+      <w:r>
+        <w:rPr>
+          <w:b/>
+          <w:bCs/>
+        </w:rPr>
+        <w:t xml:space="preserve">First connect to the DB </w:t>
+      </w:r>
+    </w:p>
+    <w:p>
+      <w:pPr>
+        <w:rPr>
+          <w:b/>
+          <w:bCs/>
+        </w:rPr>
+      </w:pPr>
+      <w:r>
+        <w:rPr>
+          <w:b/>
+          <w:bCs/>
+        </w:rPr>
+        <w:drawing>
+          <wp:inline distT="0" distB="0" distL="0" distR="0" wp14:anchorId="1CFA24A8" wp14:editId="6E88D65C">
+            <wp:extent cx="5943600" cy="989330"/>
+            <wp:effectExtent l="0" t="0" r="0" b="1270"/>
+            <wp:docPr id="1523148256" name="Picture 1"/>
+            <wp:cNvGraphicFramePr>
+              <a:graphicFrameLocks xmlns:a="http://schemas.openxmlformats.org/drawingml/2006/main" noChangeAspect="1"/>
+            </wp:cNvGraphicFramePr>
+            <a:graphic xmlns:a="http://schemas.openxmlformats.org/drawingml/2006/main">
+              <a:graphicData uri="http://schemas.openxmlformats.org/drawingml/2006/picture">
+                <pic:pic xmlns:pic="http://schemas.openxmlformats.org/drawingml/2006/picture">
+                  <pic:nvPicPr>
+                    <pic:cNvPr id="1523148256" name=""/>
+                    <pic:cNvPicPr/>
+                  </pic:nvPicPr>
+                  <pic:blipFill>
+                    <a:blip r:embed="rId11"/>
+                    <a:stretch>
+                      <a:fillRect/>
+                    </a:stretch>
+                  </pic:blipFill>
+                  <pic:spPr>
+                    <a:xfrm>
+                      <a:off x="0" y="0"/>
+                      <a:ext cx="5943600" cy="989330"/>
+                    </a:xfrm>
+                    <a:prstGeom prst="rect">
+                      <a:avLst/>
+                    </a:prstGeom>
+                  </pic:spPr>
+                </pic:pic>
+              </a:graphicData>
+            </a:graphic>
+          </wp:inline>
+        </w:drawing>
+      </w:r>
+    </w:p>
+    <w:p>
+      <w:pPr>
         <w:ind w:firstLine="720"/>
         <w:rPr>
           <w:b/>
           <w:bCs/>
+        </w:rPr>
+      </w:pPr>
+      <w:r>
+        <w:rPr>
+          <w:b/>
+          <w:bCs/>
+        </w:rPr>
+        <w:t>mysql -h l31-database-1.c362aa0o66w7.ap-south-1.rds.amazonaws.com -u admin -p</w:t>
+      </w:r>
+    </w:p>
+    <w:p>
+      <w:pPr>
+        <w:rPr>
+          <w:b/>
+          <w:bCs/>
+        </w:rPr>
+      </w:pPr>
+    </w:p>
+    <w:p>
+      <w:pPr>
+        <w:ind w:firstLine="720"/>
+        <w:rPr>
+          <w:b/>
+          <w:bCs/>
           <w:i/>
           <w:iCs/>
         </w:rPr>
@@ -1828,6 +1916,59 @@
         <w:rPr>
           <w:b/>
           <w:bCs/>
+          <w:i/>
+          <w:iCs/>
+        </w:rPr>
+      </w:pPr>
+      <w:r>
+        <w:rPr>
+          <w:b/>
+          <w:bCs/>
+          <w:i/>
+          <w:iCs/>
+        </w:rPr>
+        <w:drawing>
+          <wp:inline distT="0" distB="0" distL="0" distR="0" wp14:anchorId="4957634C" wp14:editId="388943CF">
+            <wp:extent cx="3962743" cy="2232853"/>
+            <wp:effectExtent l="0" t="0" r="0" b="0"/>
+            <wp:docPr id="1836344096" name="Picture 1"/>
+            <wp:cNvGraphicFramePr>
+              <a:graphicFrameLocks xmlns:a="http://schemas.openxmlformats.org/drawingml/2006/main" noChangeAspect="1"/>
+            </wp:cNvGraphicFramePr>
+            <a:graphic xmlns:a="http://schemas.openxmlformats.org/drawingml/2006/main">
+              <a:graphicData uri="http://schemas.openxmlformats.org/drawingml/2006/picture">
+                <pic:pic xmlns:pic="http://schemas.openxmlformats.org/drawingml/2006/picture">
+                  <pic:nvPicPr>
+                    <pic:cNvPr id="1836344096" name=""/>
+                    <pic:cNvPicPr/>
+                  </pic:nvPicPr>
+                  <pic:blipFill>
+                    <a:blip r:embed="rId12"/>
+                    <a:stretch>
+                      <a:fillRect/>
+                    </a:stretch>
+                  </pic:blipFill>
+                  <pic:spPr>
+                    <a:xfrm>
+                      <a:off x="0" y="0"/>
+                      <a:ext cx="3962743" cy="2232853"/>
+                    </a:xfrm>
+                    <a:prstGeom prst="rect">
+                      <a:avLst/>
+                    </a:prstGeom>
+                  </pic:spPr>
+                </pic:pic>
+              </a:graphicData>
+            </a:graphic>
+          </wp:inline>
+        </w:drawing>
+      </w:r>
+    </w:p>
+    <w:p>
+      <w:pPr>
+        <w:rPr>
+          <w:b/>
+          <w:bCs/>
         </w:rPr>
       </w:pPr>
       <w:r>
@@ -1870,6 +2011,7 @@
           <w:b/>
           <w:bCs/>
         </w:rPr>
+        <w:lastRenderedPageBreak/>
         <w:t>You should see:</w:t>
       </w:r>
     </w:p>
@@ -2086,7 +2228,6 @@
         <w:ind w:left="720"/>
       </w:pPr>
       <w:r>
-        <w:lastRenderedPageBreak/>
         <w:t>Database Status</w:t>
       </w:r>
     </w:p>
@@ -2186,6 +2327,7 @@
     </w:p>
     <w:p>
       <w:r>
+        <w:lastRenderedPageBreak/>
         <w:t>('Bob'),</w:t>
       </w:r>
     </w:p>
